--- a/klagomålsmail/A 42099-2023 FSC-klagomål mail.docx
+++ b/klagomålsmail/A 42099-2023 FSC-klagomål mail.docx
@@ -11,7 +11,7 @@
     </w:p>
     <w:p>
       <w:r>
-        <w:t>Vi vill informera om att det i avverkningsanmälan A 42099-2023 i Mörbylånga kommun har hittats 29 naturvårdsarter varav 27 är rödlistade.</w:t>
+        <w:t>Vi vill informera om att det i avverkningsanmälan A 42099-2023 i Mörbylånga kommun har hittats 30 naturvårdsarter varav 28 är rödlistade.</w:t>
       </w:r>
     </w:p>
     <w:p>

--- a/klagomålsmail/A 42099-2023 FSC-klagomål mail.docx
+++ b/klagomålsmail/A 42099-2023 FSC-klagomål mail.docx
@@ -11,7 +11,7 @@
     </w:p>
     <w:p>
       <w:r>
-        <w:t>Vi vill informera om att det i avverkningsanmälan A 42099-2023 i Mörbylånga kommun har hittats 30 naturvårdsarter varav 28 är rödlistade.</w:t>
+        <w:t>Vi vill informera om att det i avverkningsanmälan A 42099-2023 i Mörbylånga kommun har hittats 31 naturvårdsarter varav 29 är rödlistade.</w:t>
       </w:r>
     </w:p>
     <w:p>
